--- a/docs/neuropulse_design_brief_superseded.docx
+++ b/docs/neuropulse_design_brief_superseded.docx
@@ -6167,7 +6167,7 @@
                 <w:sz w:val="18"/>
                 <w:szCs w:val="18"/>
               </w:rPr>
-              <w:t xml:space="preserve">Neurology clinic; concussion rehab centre; research PI</w:t>
+              <w:t>Neurology clinic; concussion rehab center; research PI</w:t>
             </w:r>
           </w:p>
         </w:tc>
@@ -6407,7 +6407,7 @@
                 <w:sz w:val="18"/>
                 <w:szCs w:val="18"/>
               </w:rPr>
-              <w:t xml:space="preserve">Academic medical centre; psychiatry clinic; neuromodulation research lab</w:t>
+              <w:t>Academic medical center; psychiatry clinic; neuromodulation research lab</w:t>
             </w:r>
           </w:p>
         </w:tc>
@@ -17138,7 +17138,7 @@
           <w:sz w:val="20"/>
           <w:szCs w:val="20"/>
         </w:rPr>
-        <w:t xml:space="preserve">Partner optician network for S3 prescription clip programme</w:t>
+        <w:t>Partner optician network for S3 prescription clip program</w:t>
       </w:r>
     </w:p>
     <w:p>
